--- a/Épreuve finale_2026.docx
+++ b/Épreuve finale_2026.docx
@@ -176,7 +176,7 @@
       <w:r>
         <w:t xml:space="preserve">Tout code emprunté d’une source externe doit être cité conformément à ce qui est décrit dans cette page : </w:t>
       </w:r>
-      <w:hyperlink r:id="rId7" w:history="1">
+      <w:hyperlink r:id="rId10" w:history="1">
         <w:r>
           <w:rPr>
             <w:rStyle w:val="Lienhypertexte"/>
@@ -212,11 +212,20 @@
     </w:p>
     <w:p>
       <w:r>
-        <w:t xml:space="preserve">Optionnellement on peut aussi y ajouter une description, une date d’ajout et une liste de prêts. Un prêt comporte le nom de l’emprunteur, la date de début et la date de retour prévue. </w:t>
+        <w:rPr>
+          <w:highlight w:val="magenta"/>
+        </w:rPr>
+        <w:t>Optionnellement on peut aussi y ajouter une description, une date d’ajout et une liste de prêts.</w:t>
+      </w:r>
+      <w:r>
+        <w:t xml:space="preserve"> Un prêt comporte le nom de l’emprunteur, la date de début et la date de retour prévue. </w:t>
       </w:r>
     </w:p>
     <w:p>
       <w:r>
+        <w:rPr>
+          <w:highlight w:val="red"/>
+        </w:rPr>
         <w:lastRenderedPageBreak/>
         <w:t>On devra fournir une clé API associée à une bibliothèque pour accéder au service et les livres seront regroupés par bibliothèque. Donc on ne pourra consulter que les livres de la bibliothèque qui est fournie dans la requête (via la clé API).</w:t>
       </w:r>
@@ -472,22 +481,38 @@
               <w:rPr>
                 <w:b/>
                 <w:bCs/>
-              </w:rPr>
-            </w:pPr>
-            <w:r>
-              <w:rPr>
-                <w:b/>
-                <w:bCs/>
+                <w:highlight w:val="green"/>
+              </w:rPr>
+            </w:pPr>
+            <w:r>
+              <w:rPr>
+                <w:b/>
+                <w:bCs/>
+                <w:highlight w:val="green"/>
               </w:rPr>
               <w:t>Afficher le détail d’un livre</w:t>
             </w:r>
           </w:p>
           <w:p>
-            <w:r>
+            <w:pPr>
+              <w:rPr>
+                <w:highlight w:val="green"/>
+              </w:rPr>
+            </w:pPr>
+            <w:r>
+              <w:rPr>
+                <w:highlight w:val="green"/>
+              </w:rPr>
               <w:t>Son titre, son auteur, son ISBN, son statut, sa description et la liste de ses prêts ainsi qu’un indicateur détaillant si le prêt est en cours ou terminé.</w:t>
             </w:r>
           </w:p>
-          <w:p/>
+          <w:p>
+            <w:pPr>
+              <w:rPr>
+                <w:highlight w:val="green"/>
+              </w:rPr>
+            </w:pPr>
+          </w:p>
         </w:tc>
       </w:tr>
       <w:tr>
@@ -510,18 +535,23 @@
               <w:rPr>
                 <w:b/>
                 <w:bCs/>
-              </w:rPr>
-            </w:pPr>
-            <w:r>
-              <w:rPr>
-                <w:b/>
-                <w:bCs/>
+                <w:highlight w:val="green"/>
+              </w:rPr>
+            </w:pPr>
+            <w:r>
+              <w:rPr>
+                <w:b/>
+                <w:bCs/>
+                <w:highlight w:val="green"/>
               </w:rPr>
               <w:t>Ajouter, modifier, modifier le statut et supprimer un livre</w:t>
             </w:r>
           </w:p>
           <w:p>
             <w:r>
+              <w:rPr>
+                <w:highlight w:val="green"/>
+              </w:rPr>
               <w:t>Le rôle de la route « modifier le statut » est uniquement de changer le statut du livre (disponible/emprunté).</w:t>
             </w:r>
           </w:p>
@@ -552,19 +582,27 @@
               <w:rPr>
                 <w:b/>
                 <w:bCs/>
-              </w:rPr>
-            </w:pPr>
-            <w:r>
-              <w:rPr>
-                <w:b/>
-                <w:bCs/>
+                <w:highlight w:val="green"/>
+              </w:rPr>
+            </w:pPr>
+            <w:r>
+              <w:rPr>
+                <w:b/>
+                <w:bCs/>
+                <w:highlight w:val="green"/>
               </w:rPr>
               <w:t>Ajouter, modifier, modifier le statut et supprimer un prêt</w:t>
             </w:r>
           </w:p>
           <w:p>
             <w:r>
-              <w:t xml:space="preserve">Pour la gestion des prêts vous avez deux options : </w:t>
+              <w:rPr>
+                <w:highlight w:val="green"/>
+              </w:rPr>
+              <w:t>Pour la gestion des prêts vous avez deux options :</w:t>
+            </w:r>
+            <w:r>
+              <w:t xml:space="preserve"> </w:t>
             </w:r>
           </w:p>
           <w:p>
@@ -574,8 +612,14 @@
                 <w:ilvl w:val="0"/>
                 <w:numId w:val="10"/>
               </w:numPr>
-            </w:pPr>
-            <w:r>
+              <w:rPr>
+                <w:highlight w:val="green"/>
+              </w:rPr>
+            </w:pPr>
+            <w:r>
+              <w:rPr>
+                <w:highlight w:val="green"/>
+              </w:rPr>
               <w:lastRenderedPageBreak/>
               <w:t>Refaire une série de routes comme pour la gestion des livres</w:t>
             </w:r>
@@ -587,8 +631,14 @@
                 <w:ilvl w:val="0"/>
                 <w:numId w:val="10"/>
               </w:numPr>
-            </w:pPr>
-            <w:r>
+              <w:rPr>
+                <w:highlight w:val="green"/>
+              </w:rPr>
+            </w:pPr>
+            <w:r>
+              <w:rPr>
+                <w:highlight w:val="green"/>
+              </w:rPr>
               <w:t>À chaque changement d’un prêt (ajout, modification, changement de statut, suppression) vous utilisez la route de modification du livre et vous retournez toutes les informations du livre et de ses prêts.</w:t>
             </w:r>
           </w:p>
@@ -616,22 +666,38 @@
               <w:rPr>
                 <w:b/>
                 <w:bCs/>
-              </w:rPr>
-            </w:pPr>
-            <w:r>
-              <w:rPr>
-                <w:b/>
-                <w:bCs/>
+                <w:highlight w:val="green"/>
+              </w:rPr>
+            </w:pPr>
+            <w:r>
+              <w:rPr>
+                <w:b/>
+                <w:bCs/>
+                <w:highlight w:val="green"/>
               </w:rPr>
               <w:t>Ajouter un utilisateur (responsable de la bibliothèque)</w:t>
             </w:r>
           </w:p>
           <w:p>
-            <w:r>
+            <w:pPr>
+              <w:rPr>
+                <w:highlight w:val="green"/>
+              </w:rPr>
+            </w:pPr>
+            <w:r>
+              <w:rPr>
+                <w:highlight w:val="green"/>
+              </w:rPr>
               <w:t>La route doit prendre en paramètre le nom de la bibliothèque, une adresse courriel et un mot de passe, créer la bibliothèque dans le système et lui retourner une clé api.</w:t>
             </w:r>
           </w:p>
-          <w:p/>
+          <w:p>
+            <w:pPr>
+              <w:rPr>
+                <w:highlight w:val="green"/>
+              </w:rPr>
+            </w:pPr>
+          </w:p>
         </w:tc>
       </w:tr>
       <w:tr>
@@ -648,22 +714,45 @@
         <w:tc>
           <w:tcPr>
             <w:tcW w:w="8221" w:type="dxa"/>
-          </w:tcPr>
-          <w:p>
-            <w:r>
-              <w:rPr>
-                <w:b/>
-                <w:bCs/>
+            <w:tcBorders>
+              <w:bottom w:val="single" w:sz="4" w:space="0" w:color="auto"/>
+            </w:tcBorders>
+          </w:tcPr>
+          <w:p>
+            <w:pPr>
+              <w:rPr>
+                <w:highlight w:val="green"/>
+              </w:rPr>
+            </w:pPr>
+            <w:r>
+              <w:rPr>
+                <w:b/>
+                <w:bCs/>
+                <w:highlight w:val="green"/>
               </w:rPr>
               <w:t>Récupérer sa clé api ou en redemander une nouvelle</w:t>
             </w:r>
           </w:p>
           <w:p>
-            <w:r>
+            <w:pPr>
+              <w:rPr>
+                <w:highlight w:val="green"/>
+              </w:rPr>
+            </w:pPr>
+            <w:r>
+              <w:rPr>
+                <w:highlight w:val="green"/>
+              </w:rPr>
               <w:t>En fournissant une adresse courriel et le bon mot de passe le système va retourner la clé api de l’utilisateur. Un paramètre optionnel permet de générer une nouvelle clé et de la retourner à l’utilisateur.</w:t>
             </w:r>
           </w:p>
-          <w:p/>
+          <w:p>
+            <w:pPr>
+              <w:rPr>
+                <w:highlight w:val="green"/>
+              </w:rPr>
+            </w:pPr>
+          </w:p>
         </w:tc>
       </w:tr>
     </w:tbl>
@@ -899,7 +988,7 @@
       <w:r>
         <w:t xml:space="preserve"> associée doivent être mise en ligne sur le site de Render (</w:t>
       </w:r>
-      <w:hyperlink r:id="rId8" w:history="1">
+      <w:hyperlink r:id="rId11" w:history="1">
         <w:r>
           <w:rPr>
             <w:rStyle w:val="Lienhypertexte"/>
@@ -987,12 +1076,12 @@
     <w:p>
       <w:pPr>
         <w:sectPr>
-          <w:headerReference w:type="even" r:id="rId9"/>
-          <w:headerReference w:type="default" r:id="rId10"/>
-          <w:footerReference w:type="even" r:id="rId11"/>
-          <w:footerReference w:type="default" r:id="rId12"/>
-          <w:headerReference w:type="first" r:id="rId13"/>
-          <w:footerReference w:type="first" r:id="rId14"/>
+          <w:headerReference w:type="even" r:id="rId12"/>
+          <w:headerReference w:type="default" r:id="rId13"/>
+          <w:footerReference w:type="even" r:id="rId14"/>
+          <w:footerReference w:type="default" r:id="rId15"/>
+          <w:headerReference w:type="first" r:id="rId16"/>
+          <w:footerReference w:type="first" r:id="rId17"/>
           <w:pgSz w:w="12240" w:h="15840"/>
           <w:pgMar w:top="1440" w:right="1800" w:bottom="1440" w:left="1800" w:header="708" w:footer="708" w:gutter="0"/>
           <w:cols w:space="708"/>
@@ -1787,8 +1876,17 @@
                 <w:sz w:val="18"/>
                 <w:szCs w:val="18"/>
               </w:rPr>
-              <w:t xml:space="preserve"> les routes de gestion de la liste de tâches sont protégées par une clé d’api..</w:t>
-            </w:r>
+              <w:t xml:space="preserve"> les routes de gestion de la liste de tâches sont protégées par une clé </w:t>
+            </w:r>
+            <w:proofErr w:type="gramStart"/>
+            <w:r>
+              <w:rPr>
+                <w:sz w:val="18"/>
+                <w:szCs w:val="18"/>
+              </w:rPr>
+              <w:t>d’api..</w:t>
+            </w:r>
+            <w:proofErr w:type="gramEnd"/>
           </w:p>
         </w:tc>
         <w:tc>
@@ -2271,8 +2369,17 @@
                 <w:sz w:val="18"/>
                 <w:szCs w:val="18"/>
               </w:rPr>
-              <w:t xml:space="preserve"> récupérés efficacement par le service Web..</w:t>
-            </w:r>
+              <w:t xml:space="preserve"> récupérés efficacement par le service </w:t>
+            </w:r>
+            <w:proofErr w:type="gramStart"/>
+            <w:r>
+              <w:rPr>
+                <w:sz w:val="18"/>
+                <w:szCs w:val="18"/>
+              </w:rPr>
+              <w:t>Web..</w:t>
+            </w:r>
+            <w:proofErr w:type="gramEnd"/>
           </w:p>
         </w:tc>
         <w:tc>
@@ -2870,8 +2977,17 @@
                 <w:sz w:val="18"/>
                 <w:szCs w:val="18"/>
               </w:rPr>
-              <w:t xml:space="preserve"> récupérés et utilisés de manière adéquate..</w:t>
-            </w:r>
+              <w:t xml:space="preserve"> récupérés et utilisés de manière </w:t>
+            </w:r>
+            <w:proofErr w:type="gramStart"/>
+            <w:r>
+              <w:rPr>
+                <w:sz w:val="18"/>
+                <w:szCs w:val="18"/>
+              </w:rPr>
+              <w:t>adéquate..</w:t>
+            </w:r>
+            <w:proofErr w:type="gramEnd"/>
           </w:p>
         </w:tc>
         <w:tc>
@@ -6020,7 +6136,7 @@
                     <pic:cNvPicPr/>
                   </pic:nvPicPr>
                   <pic:blipFill>
-                    <a:blip r:embed="rId15">
+                    <a:blip r:embed="rId18">
                       <a:extLst>
                         <a:ext uri="{28A0092B-C50C-407E-A947-70E740481C1C}">
                           <a14:useLocalDpi xmlns:a14="http://schemas.microsoft.com/office/drawing/2010/main" val="0"/>
@@ -6090,7 +6206,7 @@
                     </pic:cNvPicPr>
                   </pic:nvPicPr>
                   <pic:blipFill>
-                    <a:blip r:embed="rId16">
+                    <a:blip r:embed="rId19">
                       <a:extLst>
                         <a:ext uri="{28A0092B-C50C-407E-A947-70E740481C1C}">
                           <a14:useLocalDpi xmlns:a14="http://schemas.microsoft.com/office/drawing/2010/main" val="0"/>
@@ -8714,13 +8830,37 @@
 </file>
 
 <file path=customXml/itemProps1.xml><?xml version="1.0" encoding="utf-8"?>
-<ds:datastoreItem xmlns:ds="http://schemas.openxmlformats.org/officeDocument/2006/customXml" ds:itemID="{927D460F-BA65-4BDA-831B-2F91BC3E5A5C}"/>
+<ds:datastoreItem xmlns:ds="http://schemas.openxmlformats.org/officeDocument/2006/customXml" ds:itemID="{927D460F-BA65-4BDA-831B-2F91BC3E5A5C}">
+  <ds:schemaRefs>
+    <ds:schemaRef ds:uri="http://schemas.microsoft.com/office/2006/metadata/contentType"/>
+    <ds:schemaRef ds:uri="http://schemas.microsoft.com/office/2006/metadata/properties/metaAttributes"/>
+    <ds:schemaRef ds:uri="http://www.w3.org/2001/XMLSchema"/>
+    <ds:schemaRef ds:uri="http://schemas.microsoft.com/office/2006/metadata/properties"/>
+    <ds:schemaRef ds:uri="fecbedc7-3678-4854-a0fa-b7a0730edfab"/>
+    <ds:schemaRef ds:uri="http://schemas.microsoft.com/office/2006/documentManagement/types"/>
+    <ds:schemaRef ds:uri="http://schemas.microsoft.com/office/infopath/2007/PartnerControls"/>
+    <ds:schemaRef ds:uri="http://schemas.openxmlformats.org/package/2006/metadata/core-properties"/>
+    <ds:schemaRef ds:uri="http://purl.org/dc/elements/1.1/"/>
+    <ds:schemaRef ds:uri="http://purl.org/dc/terms/"/>
+    <ds:schemaRef ds:uri="http://schemas.microsoft.com/internal/obd"/>
+  </ds:schemaRefs>
+</ds:datastoreItem>
 </file>
 
 <file path=customXml/itemProps2.xml><?xml version="1.0" encoding="utf-8"?>
-<ds:datastoreItem xmlns:ds="http://schemas.openxmlformats.org/officeDocument/2006/customXml" ds:itemID="{0D46EAB4-583C-4B11-86F1-E158D0D9B997}"/>
+<ds:datastoreItem xmlns:ds="http://schemas.openxmlformats.org/officeDocument/2006/customXml" ds:itemID="{0D46EAB4-583C-4B11-86F1-E158D0D9B997}">
+  <ds:schemaRefs>
+    <ds:schemaRef ds:uri="http://schemas.microsoft.com/sharepoint/v3/contenttype/forms"/>
+  </ds:schemaRefs>
+</ds:datastoreItem>
 </file>
 
 <file path=customXml/itemProps3.xml><?xml version="1.0" encoding="utf-8"?>
-<ds:datastoreItem xmlns:ds="http://schemas.openxmlformats.org/officeDocument/2006/customXml" ds:itemID="{EC07FBE0-FEDE-468B-81DD-FBE5ED881821}"/>
+<ds:datastoreItem xmlns:ds="http://schemas.openxmlformats.org/officeDocument/2006/customXml" ds:itemID="{EC07FBE0-FEDE-468B-81DD-FBE5ED881821}">
+  <ds:schemaRefs>
+    <ds:schemaRef ds:uri="http://schemas.microsoft.com/office/2006/metadata/properties"/>
+    <ds:schemaRef ds:uri="http://schemas.microsoft.com/office/infopath/2007/PartnerControls"/>
+    <ds:schemaRef ds:uri="fecbedc7-3678-4854-a0fa-b7a0730edfab"/>
+  </ds:schemaRefs>
+</ds:datastoreItem>
 </file>